--- a/examples/projects/dr_timbo/reports/Dr_Timbo_Handover_Report.docx
+++ b/examples/projects/dr_timbo/reports/Dr_Timbo_Handover_Report.docx
@@ -95,6 +95,44 @@
         <w:t xml:space="preserve">Date: </w:t>
       </w:r>
       <w:r/>
+    </w:p>
+    <w:p>
+      <w:r>
+        <w:br w:type="page"/>
+      </w:r>
+    </w:p>
+    <w:p>
+      <w:pPr>
+        <w:jc w:val="center"/>
+      </w:pPr>
+      <w:r>
+        <w:rPr>
+          <w:b/>
+          <w:color w:val="B23A2E"/>
+          <w:sz w:val="26"/>
+        </w:rPr>
+        <w:t>PROVISIONAL - NOT FOR CERTIFICATION</w:t>
+      </w:r>
+    </w:p>
+    <w:p>
+      <w:pPr>
+        <w:jc w:val="both"/>
+      </w:pPr>
+      <w:r>
+        <w:rPr>
+          <w:b w:val="0"/>
+          <w:i/>
+        </w:rPr>
+        <w:t>This report rests on incomplete results. The following requirements for certification are outstanding.</w:t>
+      </w:r>
+    </w:p>
+    <w:p>
+      <w:pPr>
+        <w:pStyle w:val="ListBullet"/>
+      </w:pPr>
+      <w:r>
+        <w:t>Site position: No GPS position is recorded on any sheet in this project. A borehole that cannot be found again on the ground cannot be certified, revisited or maintained.</w:t>
+      </w:r>
     </w:p>
     <w:p>
       <w:r>
@@ -413,7 +451,6 @@
               <w:rPr>
                 <w:sz w:val="19"/>
               </w:rPr>
-              <w:t>709,345</w:t>
             </w:r>
           </w:p>
         </w:tc>
@@ -442,7 +479,6 @@
               <w:rPr>
                 <w:sz w:val="19"/>
               </w:rPr>
-              <w:t>920,841</w:t>
             </w:r>
           </w:p>
         </w:tc>
@@ -473,7 +509,6 @@
               <w:rPr>
                 <w:sz w:val="19"/>
               </w:rPr>
-              <w:t>8.32600 N, 13.09910 W</w:t>
             </w:r>
           </w:p>
         </w:tc>
@@ -1034,7 +1069,7 @@
               <w:rPr>
                 <w:sz w:val="19"/>
               </w:rPr>
-              <w:t>3-12 m</w:t>
+              <w:t>6-12 m</w:t>
             </w:r>
           </w:p>
         </w:tc>
@@ -1064,7 +1099,7 @@
               <w:rPr>
                 <w:sz w:val="19"/>
               </w:rPr>
-              <w:t>0-3 m cement grout</w:t>
+              <w:t>0-6 m cement grout</w:t>
             </w:r>
           </w:p>
         </w:tc>

--- a/examples/projects/dr_timbo/reports/Dr_Timbo_Handover_Report.docx
+++ b/examples/projects/dr_timbo/reports/Dr_Timbo_Handover_Report.docx
@@ -124,6 +124,14 @@
           <w:i/>
         </w:rPr>
         <w:t>This report rests on incomplete results. The following requirements for certification are outstanding.</w:t>
+      </w:r>
+    </w:p>
+    <w:p>
+      <w:pPr>
+        <w:pStyle w:val="ListBullet"/>
+      </w:pPr>
+      <w:r>
+        <w:t>Field data: Readings that were never measured are in this project: dr_timbo_water_quality.xlsx. The values in that file were invented to demonstrate the toolkit, so no result derived from them describes anything that was sampled.</w:t>
       </w:r>
     </w:p>
     <w:p>
@@ -615,7 +623,7 @@
         <w:pStyle w:val="ListBullet"/>
       </w:pPr>
       <w:r>
-        <w:t>Construction with 5 inch uPVC casing and screens, gravel pack and sanitary seal.</w:t>
+        <w:t>Construction with 5 inch uPVC casing, 22.5 m of screen, gravel pack and sanitary seal to 6 m.</w:t>
       </w:r>
     </w:p>
     <w:p>

--- a/examples/projects/dr_timbo/reports/Dr_Timbo_Handover_Report.docx
+++ b/examples/projects/dr_timbo/reports/Dr_Timbo_Handover_Report.docx
@@ -648,14 +648,6 @@
       </w:pPr>
       <w:r>
         <w:t>Water quality sampling and laboratory analysis.</w:t>
-      </w:r>
-    </w:p>
-    <w:p>
-      <w:pPr>
-        <w:pStyle w:val="ListBullet"/>
-      </w:pPr>
-      <w:r>
-        <w:t>Wellhead completion with apron and drainage.</w:t>
       </w:r>
     </w:p>
     <w:p>

--- a/examples/projects/dr_timbo/reports/Dr_Timbo_Handover_Report.docx
+++ b/examples/projects/dr_timbo/reports/Dr_Timbo_Handover_Report.docx
@@ -558,7 +558,7 @@
       <w:r>
         <w:drawing>
           <wp:inline xmlns:a="http://schemas.openxmlformats.org/drawingml/2006/main" xmlns:pic="http://schemas.openxmlformats.org/drawingml/2006/picture">
-            <wp:extent cx="5400000" cy="4957525"/>
+            <wp:extent cx="5400000" cy="5139651"/>
             <wp:docPr id="1" name="Picture 1"/>
             <wp:cNvGraphicFramePr>
               <a:graphicFrameLocks noChangeAspect="1"/>
@@ -567,7 +567,7 @@
               <a:graphicData uri="http://schemas.openxmlformats.org/drawingml/2006/picture">
                 <pic:pic>
                   <pic:nvPicPr>
-                    <pic:cNvPr id="0" name="admin_map_8p3260_13p0991.png"/>
+                    <pic:cNvPr id="0" name="admin_map_8p3257_13p0986.png"/>
                     <pic:cNvPicPr/>
                   </pic:nvPicPr>
                   <pic:blipFill>
@@ -579,7 +579,7 @@
                   <pic:spPr>
                     <a:xfrm>
                       <a:off x="0" y="0"/>
-                      <a:ext cx="5400000" cy="4957525"/>
+                      <a:ext cx="5400000" cy="5139651"/>
                     </a:xfrm>
                     <a:prstGeom prst="rect"/>
                   </pic:spPr>

--- a/examples/projects/dr_timbo/reports/Dr_Timbo_Handover_Report.docx
+++ b/examples/projects/dr_timbo/reports/Dr_Timbo_Handover_Report.docx
@@ -567,7 +567,7 @@
               <a:graphicData uri="http://schemas.openxmlformats.org/drawingml/2006/picture">
                 <pic:pic>
                   <pic:nvPicPr>
-                    <pic:cNvPr id="0" name="admin_map_8p3257_13p0986.png"/>
+                    <pic:cNvPr id="0" name="admin_map_western_area_rural_district.png"/>
                     <pic:cNvPicPr/>
                   </pic:nvPicPr>
                   <pic:blipFill>

--- a/examples/projects/dr_timbo/reports/Dr_Timbo_Handover_Report.docx
+++ b/examples/projects/dr_timbo/reports/Dr_Timbo_Handover_Report.docx
@@ -143,6 +143,14 @@
       </w:r>
     </w:p>
     <w:p>
+      <w:pPr>
+        <w:pStyle w:val="ListBullet"/>
+      </w:pPr>
+      <w:r>
+        <w:t>Yield established: The safe yield of 0.39 m3/h (0.28 to 1.2) is indicative, not established: the test pumped for 30 minutes, below the 240 needed to see late-time behaviour, so the yield is extrapolated 4.2 log cycles of time; the whole test lies inside the 117-minute casing-storage period, so its drawdown is the borehole emptying rather than the aquifer responding; no transmissivity method fitted to standard and the Cooper-Jacob value is adopted as the best available.</w:t>
+      </w:r>
+    </w:p>
+    <w:p>
       <w:r>
         <w:br w:type="page"/>
       </w:r>
@@ -186,7 +194,7 @@
           <w:b w:val="0"/>
           <w:i w:val="0"/>
         </w:rPr>
-        <w:t>This report hands over the completed borehole water supply at Dr. Timbo's Residence, Western Area Rural District. The borehole was drilled to 70 m and is recorded as successful. The recommended safe yield is 0.97 m3/h. The water requires treatment before drinking; see the water quality section.</w:t>
+        <w:t>This report hands over the completed borehole water supply at Dr. Timbo's Residence, Western Area Rural District. The borehole was drilled to 70 m and is recorded as successful. The recommended safe yield is 0.391 m3/h. The yield is indicative, not established: the test pumped for 30 minutes, below the 240 needed to see late-time behaviour, so the yield is extrapolated 4.2 log cycles of time; the whole test lies inside the 117-minute casing-storage period, so its drawdown is the borehole emptying rather than the aquifer responding; no transmissivity method fitted to standard and the Cooper-Jacob value is adopted as the best available. Confirm it by a longer test or by monitoring the pumping level in service before it is relied on. The water requires treatment before drinking; see the water quality section.</w:t>
       </w:r>
     </w:p>
     <w:p>
@@ -211,7 +219,7 @@
         <w:pStyle w:val="ListBullet"/>
       </w:pPr>
       <w:r>
-        <w:t>Safe yield: 0.97 m3/h.</w:t>
+        <w:t>Safe yield: 0.391 m3/h (indicative).</w:t>
       </w:r>
     </w:p>
     <w:p>
@@ -1189,7 +1197,7 @@
               <w:rPr>
                 <w:sz w:val="19"/>
               </w:rPr>
-              <w:t>39 m</w:t>
+              <w:t>52 m</w:t>
             </w:r>
           </w:p>
         </w:tc>
@@ -1219,7 +1227,7 @@
               <w:rPr>
                 <w:sz w:val="19"/>
               </w:rPr>
-              <w:t>1.4 m2/day</w:t>
+              <w:t>0.536 m2/day</w:t>
             </w:r>
           </w:p>
         </w:tc>
@@ -1249,7 +1257,7 @@
               <w:rPr>
                 <w:sz w:val="19"/>
               </w:rPr>
-              <w:t>0.97 m3/h (0.28 to 1.2)</w:t>
+              <w:t>0.39 m3/h (0.28 to 1.2) (indicative)</w:t>
             </w:r>
           </w:p>
         </w:tc>
@@ -1265,7 +1273,7 @@
               <w:rPr>
                 <w:sz w:val="19"/>
               </w:rPr>
-              <w:t>Pump installation depth</w:t>
+              <w:t>Yield confidence</w:t>
             </w:r>
           </w:p>
         </w:tc>
@@ -1279,7 +1287,37 @@
               <w:rPr>
                 <w:sz w:val="19"/>
               </w:rPr>
-              <w:t>39 m</w:t>
+              <w:t>indicative: the test pumped for 30 minutes, below the 240 needed to see late-time behaviour, so the yield is extrapolated 4.2 log cycles of time; the whole test lies inside the 117-minute casing-storage period, so its drawdown is the borehole emptying rather than the aquifer responding; no transmissivity method fitted to standard and the Cooper-Jacob value is adopted as the best available</w:t>
+            </w:r>
+          </w:p>
+        </w:tc>
+      </w:tr>
+      <w:tr>
+        <w:tc>
+          <w:tcPr>
+            <w:tcW w:type="dxa" w:w="4536"/>
+          </w:tcPr>
+          <w:p>
+            <w:r/>
+            <w:r>
+              <w:rPr>
+                <w:sz w:val="19"/>
+              </w:rPr>
+              <w:t>Pump intake depth</w:t>
+            </w:r>
+          </w:p>
+        </w:tc>
+        <w:tc>
+          <w:tcPr>
+            <w:tcW w:type="dxa" w:w="4536"/>
+          </w:tcPr>
+          <w:p>
+            <w:r/>
+            <w:r>
+              <w:rPr>
+                <w:sz w:val="19"/>
+              </w:rPr>
+              <w:t>52 m below the top of the casing</w:t>
             </w:r>
           </w:p>
         </w:tc>
@@ -1863,7 +1901,7 @@
           <w:b/>
           <w:i w:val="0"/>
         </w:rPr>
-        <w:t>Operate the pump at no more than 0.97 m3/h and allow the recommended rest periods. If the water level reaches the pump intake, stop pumping and let the borehole recover.</w:t>
+        <w:t>Operate the pump at no more than 0.391 m3/h and allow the recommended rest periods. If the water level reaches the pump intake, stop pumping and let the borehole recover.</w:t>
       </w:r>
     </w:p>
     <w:p>

--- a/examples/projects/dr_timbo/reports/Dr_Timbo_Handover_Report.docx
+++ b/examples/projects/dr_timbo/reports/Dr_Timbo_Handover_Report.docx
@@ -168,7 +168,21 @@
         <w:fldChar w:fldCharType="begin"/>
         <w:instrText xml:space="preserve">TOC \o "1-3" \h \z \u</w:instrText>
         <w:fldChar w:fldCharType="separate"/>
-        <w:t>Right-click and choose Update Field to fill the table of contents.</w:t>
+        <w:t xml:space="preserve">1. Project Summary</w:t>
+        <w:br/>
+        <w:t xml:space="preserve">2. Works Completed</w:t>
+        <w:br/>
+        <w:t xml:space="preserve">3. Borehole Data Sheet</w:t>
+        <w:br/>
+        <w:t xml:space="preserve">4. Water Quality</w:t>
+        <w:br/>
+        <w:t xml:space="preserve">5. Operation and Maintenance Guidance</w:t>
+        <w:br/>
+        <w:t xml:space="preserve">6. Community / WASH Committee</w:t>
+        <w:br/>
+        <w:t xml:space="preserve">7. Recommendations</w:t>
+        <w:br/>
+        <w:t xml:space="preserve">8. Handover Signatures</w:t>
         <w:fldChar w:fldCharType="end"/>
       </w:r>
     </w:p>
@@ -183,6 +197,18 @@
       </w:pPr>
       <w:r>
         <w:t>Executive Summary</w:t>
+      </w:r>
+    </w:p>
+    <w:p>
+      <w:pPr>
+        <w:jc w:val="both"/>
+      </w:pPr>
+      <w:r>
+        <w:rPr>
+          <w:b/>
+          <w:i w:val="0"/>
+        </w:rPr>
+        <w:t>This report is provisional and not a certification (outstanding: Field data, Site position, Yield established). The findings below are those the supplied records support; the cover says what is missing.</w:t>
       </w:r>
     </w:p>
     <w:p>
@@ -566,7 +592,7 @@
       <w:r>
         <w:drawing>
           <wp:inline xmlns:a="http://schemas.openxmlformats.org/drawingml/2006/main" xmlns:pic="http://schemas.openxmlformats.org/drawingml/2006/picture">
-            <wp:extent cx="5400000" cy="5139651"/>
+            <wp:extent cx="5400000" cy="5169732"/>
             <wp:docPr id="1" name="Picture 1"/>
             <wp:cNvGraphicFramePr>
               <a:graphicFrameLocks noChangeAspect="1"/>
@@ -587,7 +613,7 @@
                   <pic:spPr>
                     <a:xfrm>
                       <a:off x="0" y="0"/>
-                      <a:ext cx="5400000" cy="5139651"/>
+                      <a:ext cx="5400000" cy="5169732"/>
                     </a:xfrm>
                     <a:prstGeom prst="rect"/>
                   </pic:spPr>
@@ -600,6 +626,7 @@
     </w:p>
     <w:p>
       <w:pPr>
+        <w:pStyle w:val="Caption"/>
         <w:jc w:val="center"/>
       </w:pPr>
       <w:r>
@@ -631,7 +658,7 @@
         <w:pStyle w:val="ListBullet"/>
       </w:pPr>
       <w:r>
-        <w:t>Construction with 5 inch uPVC casing, 22.5 m of screen, gravel pack and sanitary seal to 6 m.</w:t>
+        <w:t>Construction with 5 inch uPVC casing, 19 m of screen, gravel pack and sanitary seal to 20 m.</w:t>
       </w:r>
     </w:p>
     <w:p>
@@ -667,6 +694,9 @@
       </w:r>
     </w:p>
     <w:p>
+      <w:pPr>
+        <w:pStyle w:val="Caption"/>
+      </w:pPr>
       <w:r>
         <w:rPr>
           <w:b/>
@@ -1017,7 +1047,7 @@
               <w:rPr>
                 <w:sz w:val="19"/>
               </w:rPr>
-              <w:t>14-17 m; 25-35 m; 45-50 m; 55-60 m (slot 0.75 mm)</w:t>
+              <w:t>25-35 m; 48-53 m; 59-63 m (slot 0.75 mm)</w:t>
             </w:r>
           </w:p>
         </w:tc>
@@ -1033,7 +1063,7 @@
               <w:rPr>
                 <w:sz w:val="19"/>
               </w:rPr>
-              <w:t>Gravel pack</w:t>
+              <w:t>Annular fill</w:t>
             </w:r>
           </w:p>
         </w:tc>
@@ -1047,7 +1077,7 @@
               <w:rPr>
                 <w:sz w:val="19"/>
               </w:rPr>
-              <w:t>12-70 m</w:t>
+              <w:t>23-70 m: no gravel pack: the 19 mm annulus is too thin to place one</w:t>
             </w:r>
           </w:p>
         </w:tc>
@@ -1077,7 +1107,7 @@
               <w:rPr>
                 <w:sz w:val="19"/>
               </w:rPr>
-              <w:t>6-12 m</w:t>
+              <w:t>20-23 m</w:t>
             </w:r>
           </w:p>
         </w:tc>
@@ -1107,7 +1137,7 @@
               <w:rPr>
                 <w:sz w:val="19"/>
               </w:rPr>
-              <w:t>0-6 m cement grout</w:t>
+              <w:t>0-20 m cement grout</w:t>
             </w:r>
           </w:p>
         </w:tc>
@@ -1197,7 +1227,7 @@
               <w:rPr>
                 <w:sz w:val="19"/>
               </w:rPr>
-              <w:t>52 m</w:t>
+              <w:t>54 m</w:t>
             </w:r>
           </w:p>
         </w:tc>
@@ -1317,7 +1347,7 @@
               <w:rPr>
                 <w:sz w:val="19"/>
               </w:rPr>
-              <w:t>52 m below the top of the casing</w:t>
+              <w:t>54 m below the top of the casing</w:t>
             </w:r>
           </w:p>
         </w:tc>
@@ -1361,7 +1391,7 @@
       <w:r>
         <w:drawing>
           <wp:inline xmlns:a="http://schemas.openxmlformats.org/drawingml/2006/main" xmlns:pic="http://schemas.openxmlformats.org/drawingml/2006/picture">
-            <wp:extent cx="4680000" cy="7090333"/>
+            <wp:extent cx="4680000" cy="7055942"/>
             <wp:docPr id="2" name="Picture 2"/>
             <wp:cNvGraphicFramePr>
               <a:graphicFrameLocks noChangeAspect="1"/>
@@ -1382,7 +1412,7 @@
                   <pic:spPr>
                     <a:xfrm>
                       <a:off x="0" y="0"/>
-                      <a:ext cx="4680000" cy="7090333"/>
+                      <a:ext cx="4680000" cy="7055942"/>
                     </a:xfrm>
                     <a:prstGeom prst="rect"/>
                   </pic:spPr>
@@ -1395,6 +1425,7 @@
     </w:p>
     <w:p>
       <w:pPr>
+        <w:pStyle w:val="Caption"/>
         <w:jc w:val="center"/>
       </w:pPr>
       <w:r>
@@ -1402,7 +1433,24 @@
           <w:b/>
           <w:sz w:val="18"/>
         </w:rPr>
-        <w:t>Figure 2. As-built borehole diagram.</w:t>
+        <w:t>Figure 2. Borehole construction design generated from the drilling log; the log records no casing string, so this is not an as-built record.</w:t>
+      </w:r>
+    </w:p>
+    <w:p>
+      <w:r>
+        <w:rPr>
+          <w:b/>
+          <w:i w:val="0"/>
+        </w:rPr>
+        <w:t>Design notes:</w:t>
+      </w:r>
+    </w:p>
+    <w:p>
+      <w:pPr>
+        <w:pStyle w:val="ListBullet"/>
+      </w:pPr>
+      <w:r>
+        <w:t>[WARNING] thin_annulus: A 5 inch casing in a 6.5 inch hole leaves 19 mm of annulus per side, under the 50 mm needed to place gravel without bridging (70 mm for a true filter pack), so no gravel pack is drawn or priced and the screen slot must suit the formation; use a larger bit or smaller casing to fit one.</w:t>
       </w:r>
     </w:p>
     <w:p>
@@ -1422,10 +1470,13 @@
           <w:b w:val="0"/>
           <w:i w:val="0"/>
         </w:rPr>
-        <w:t>The water does not meet the health based guideline value(s) for: Manganese, Total coliforms. Treatment or an alternative source is required before the water is used for drinking.</w:t>
+        <w:t>The water does not meet the health based guideline value for: Manganese. Treatment or an alternative source is required before the water is used for drinking.</w:t>
       </w:r>
     </w:p>
     <w:p>
+      <w:pPr>
+        <w:pStyle w:val="Caption"/>
+      </w:pPr>
       <w:r>
         <w:rPr>
           <w:b/>
@@ -1628,7 +1679,7 @@
               <w:rPr>
                 <w:sz w:val="19"/>
               </w:rPr>
-              <w:t>microbiological indicator detected above the limit (0); a health (faecal contamination) concern, not aesthetic</w:t>
+              <w:t>detected above the national limit (0); an indicator of ingress or inadequate wellhead protection, not of faecal contamination in itself, and WHO sets no health based guideline for it</w:t>
             </w:r>
           </w:p>
         </w:tc>
@@ -1913,6 +1964,9 @@
       </w:r>
     </w:p>
     <w:p>
+      <w:pPr>
+        <w:pStyle w:val="Caption"/>
+      </w:pPr>
       <w:r>
         <w:rPr>
           <w:b/>
@@ -2240,7 +2294,7 @@
         <w:ind w:left="454" w:hanging="454"/>
       </w:pPr>
       <w:r>
-        <w:t>Sierra Leone Standards Bureau. Sierra Leone Standard for drinking water quality (SLS). Freetown: SLSB.</w:t>
+        <w:t>Sierra Leone Standards Bureau. Sierra Leone Standard for drinking water quality (SLS). Freetown: SLSB. Edition and date not verified against the issued specification: the national limits this toolkit applies are provisional (WHO or regional figures carried across) until confirmed against it.</w:t>
       </w:r>
     </w:p>
     <w:p>

--- a/examples/projects/dr_timbo/reports/Dr_Timbo_Handover_Report.docx
+++ b/examples/projects/dr_timbo/reports/Dr_Timbo_Handover_Report.docx
@@ -66,35 +66,11 @@
         <w:rPr>
           <w:b/>
         </w:rPr>
-        <w:t xml:space="preserve">Project: </w:t>
-      </w:r>
-      <w:r/>
-    </w:p>
-    <w:p>
-      <w:pPr>
-        <w:jc w:val="center"/>
-      </w:pPr>
-      <w:r>
-        <w:rPr>
-          <w:b/>
-        </w:rPr>
         <w:t xml:space="preserve">Contractor: </w:t>
       </w:r>
       <w:r>
         <w:t>WiNGiN Heavy Duty Machines Co. Ltd</w:t>
       </w:r>
-    </w:p>
-    <w:p>
-      <w:pPr>
-        <w:jc w:val="center"/>
-      </w:pPr>
-      <w:r>
-        <w:rPr>
-          <w:b/>
-        </w:rPr>
-        <w:t xml:space="preserve">Date: </w:t>
-      </w:r>
-      <w:r/>
     </w:p>
     <w:p>
       <w:r>
@@ -587,12 +563,24 @@
     <w:p/>
     <w:p>
       <w:pPr>
+        <w:jc w:val="both"/>
+      </w:pPr>
+      <w:r>
+        <w:rPr>
+          <w:b w:val="0"/>
+          <w:i w:val="0"/>
+        </w:rPr>
+        <w:t>The site is recorded as Dr. Timbo's Residence, Western Area Rural district. No GPS position is recorded for it, so the maps below cover Western Area Rural district rather than the borehole itself and carry no site marker. Record the position on the field sheet and reissue this report: a borehole that cannot be found again on the ground cannot be revisited or maintained.</w:t>
+      </w:r>
+    </w:p>
+    <w:p>
+      <w:pPr>
         <w:jc w:val="center"/>
       </w:pPr>
       <w:r>
         <w:drawing>
           <wp:inline xmlns:a="http://schemas.openxmlformats.org/drawingml/2006/main" xmlns:pic="http://schemas.openxmlformats.org/drawingml/2006/picture">
-            <wp:extent cx="5400000" cy="5169732"/>
+            <wp:extent cx="5040000" cy="4741824"/>
             <wp:docPr id="1" name="Picture 1"/>
             <wp:cNvGraphicFramePr>
               <a:graphicFrameLocks noChangeAspect="1"/>
@@ -601,7 +589,7 @@
               <a:graphicData uri="http://schemas.openxmlformats.org/drawingml/2006/picture">
                 <pic:pic>
                   <pic:nvPicPr>
-                    <pic:cNvPr id="0" name="admin_map_western_area_rural_district.png"/>
+                    <pic:cNvPr id="0" name="study_area_map_western_area_rural_district.png"/>
                     <pic:cNvPicPr/>
                   </pic:nvPicPr>
                   <pic:blipFill>
@@ -613,7 +601,7 @@
                   <pic:spPr>
                     <a:xfrm>
                       <a:off x="0" y="0"/>
-                      <a:ext cx="5400000" cy="5169732"/>
+                      <a:ext cx="5040000" cy="4741824"/>
                     </a:xfrm>
                     <a:prstGeom prst="rect"/>
                   </pic:spPr>
@@ -634,7 +622,59 @@
           <w:b/>
           <w:sz w:val="18"/>
         </w:rPr>
-        <w:t>Figure 1. Location of the water point. Boundaries from geoBoundaries (CC BY 4.0).</w:t>
+        <w:t>Figure 1. Study area at Western Area Rural district, with its location in Sierra Leone inset. Boundaries from geoBoundaries (CC BY 4.0).</w:t>
+      </w:r>
+    </w:p>
+    <w:p>
+      <w:pPr>
+        <w:jc w:val="center"/>
+      </w:pPr>
+      <w:r>
+        <w:drawing>
+          <wp:inline xmlns:a="http://schemas.openxmlformats.org/drawingml/2006/main" xmlns:pic="http://schemas.openxmlformats.org/drawingml/2006/picture">
+            <wp:extent cx="5040000" cy="4825084"/>
+            <wp:docPr id="2" name="Picture 2"/>
+            <wp:cNvGraphicFramePr>
+              <a:graphicFrameLocks noChangeAspect="1"/>
+            </wp:cNvGraphicFramePr>
+            <a:graphic>
+              <a:graphicData uri="http://schemas.openxmlformats.org/drawingml/2006/picture">
+                <pic:pic>
+                  <pic:nvPicPr>
+                    <pic:cNvPr id="0" name="admin_map_western_area_rural_district.png"/>
+                    <pic:cNvPicPr/>
+                  </pic:nvPicPr>
+                  <pic:blipFill>
+                    <a:blip r:embed="rId11"/>
+                    <a:stretch>
+                      <a:fillRect/>
+                    </a:stretch>
+                  </pic:blipFill>
+                  <pic:spPr>
+                    <a:xfrm>
+                      <a:off x="0" y="0"/>
+                      <a:ext cx="5040000" cy="4825084"/>
+                    </a:xfrm>
+                    <a:prstGeom prst="rect"/>
+                  </pic:spPr>
+                </pic:pic>
+              </a:graphicData>
+            </a:graphic>
+          </wp:inline>
+        </w:drawing>
+      </w:r>
+    </w:p>
+    <w:p>
+      <w:pPr>
+        <w:pStyle w:val="Caption"/>
+        <w:jc w:val="center"/>
+      </w:pPr>
+      <w:r>
+        <w:rPr>
+          <w:b/>
+          <w:sz w:val="18"/>
+        </w:rPr>
+        <w:t>Figure 2. Location of Western Area Rural district. Boundaries from geoBoundaries (CC BY 4.0).</w:t>
       </w:r>
     </w:p>
     <w:p>
@@ -943,36 +983,6 @@
               <w:rPr>
                 <w:sz w:val="19"/>
               </w:rPr>
-              <w:t>Total depth</w:t>
-            </w:r>
-          </w:p>
-        </w:tc>
-        <w:tc>
-          <w:tcPr>
-            <w:tcW w:type="dxa" w:w="4536"/>
-          </w:tcPr>
-          <w:p>
-            <w:r/>
-            <w:r>
-              <w:rPr>
-                <w:sz w:val="19"/>
-              </w:rPr>
-              <w:t>70 m</w:t>
-            </w:r>
-          </w:p>
-        </w:tc>
-      </w:tr>
-      <w:tr>
-        <w:tc>
-          <w:tcPr>
-            <w:tcW w:type="dxa" w:w="4536"/>
-          </w:tcPr>
-          <w:p>
-            <w:r/>
-            <w:r>
-              <w:rPr>
-                <w:sz w:val="19"/>
-              </w:rPr>
               <w:t>Drilled diameter</w:t>
             </w:r>
           </w:p>
@@ -1183,36 +1193,6 @@
               <w:rPr>
                 <w:sz w:val="19"/>
               </w:rPr>
-              <w:t>Water strikes</w:t>
-            </w:r>
-          </w:p>
-        </w:tc>
-        <w:tc>
-          <w:tcPr>
-            <w:tcW w:type="dxa" w:w="4536"/>
-          </w:tcPr>
-          <w:p>
-            <w:r/>
-            <w:r>
-              <w:rPr>
-                <w:sz w:val="19"/>
-              </w:rPr>
-              <w:t>12 m, 30 m</w:t>
-            </w:r>
-          </w:p>
-        </w:tc>
-      </w:tr>
-      <w:tr>
-        <w:tc>
-          <w:tcPr>
-            <w:tcW w:type="dxa" w:w="4536"/>
-          </w:tcPr>
-          <w:p>
-            <w:r/>
-            <w:r>
-              <w:rPr>
-                <w:sz w:val="19"/>
-              </w:rPr>
               <w:t>Recommended pump intake</w:t>
             </w:r>
           </w:p>
@@ -1392,7 +1372,7 @@
         <w:drawing>
           <wp:inline xmlns:a="http://schemas.openxmlformats.org/drawingml/2006/main" xmlns:pic="http://schemas.openxmlformats.org/drawingml/2006/picture">
             <wp:extent cx="4680000" cy="7055942"/>
-            <wp:docPr id="2" name="Picture 2"/>
+            <wp:docPr id="3" name="Picture 3"/>
             <wp:cNvGraphicFramePr>
               <a:graphicFrameLocks noChangeAspect="1"/>
             </wp:cNvGraphicFramePr>
@@ -1404,7 +1384,7 @@
                     <pic:cNvPicPr/>
                   </pic:nvPicPr>
                   <pic:blipFill>
-                    <a:blip r:embed="rId11"/>
+                    <a:blip r:embed="rId12"/>
                     <a:stretch>
                       <a:fillRect/>
                     </a:stretch>
@@ -1433,7 +1413,7 @@
           <w:b/>
           <w:sz w:val="18"/>
         </w:rPr>
-        <w:t>Figure 2. Borehole construction design generated from the drilling log; the log records no casing string, so this is not an as-built record.</w:t>
+        <w:t>Figure 3. Borehole construction design generated from the drilling log; the log records no casing string, so this is not an as-built record.</w:t>
       </w:r>
     </w:p>
     <w:p>
@@ -1737,7 +1717,7 @@
               <w:rPr>
                 <w:sz w:val="19"/>
               </w:rPr>
-              <w:t>exceeds the national acceptability limit (6.5-8.5)</w:t>
+              <w:t>exceeds the national acceptability limit (6.5-8.5), which is provisional; the WHO acceptability value is 6.5-8.5</w:t>
             </w:r>
           </w:p>
         </w:tc>
@@ -1795,13 +1775,25 @@
               <w:rPr>
                 <w:sz w:val="19"/>
               </w:rPr>
-              <w:t>exceeds the national acceptability limit (0.3)</w:t>
+              <w:t>exceeds the national acceptability limit (0.3), which is provisional; the WHO acceptability value is 0.3</w:t>
             </w:r>
           </w:p>
         </w:tc>
       </w:tr>
     </w:tbl>
     <w:p/>
+    <w:p>
+      <w:pPr>
+        <w:jc w:val="both"/>
+      </w:pPr>
+      <w:r>
+        <w:rPr>
+          <w:b w:val="0"/>
+          <w:i/>
+        </w:rPr>
+        <w:t>The national column in the standards table is provisional: its values are WHO guideline figures carried across, or limits adopted from regional practice, and have not been confirmed against the Sierra Leone Standards Bureau drinking water specification. Confirm the figures before treating a national exceedance as a compliance finding.</w:t>
+      </w:r>
+    </w:p>
     <w:p>
       <w:pPr>
         <w:pStyle w:val="Heading1"/>
@@ -1836,7 +1828,7 @@
         <w:pStyle w:val="ListBullet"/>
       </w:pPr>
       <w:r>
-        <w:t>Keep the apron and surroundings clean; no washing or animal watering on the apron.</w:t>
+        <w:t>Keep the pump house, apron and surroundings clean; no washing or animal watering at the tap stand.</w:t>
       </w:r>
     </w:p>
     <w:p>
@@ -1844,7 +1836,7 @@
         <w:pStyle w:val="ListBullet"/>
       </w:pPr>
       <w:r>
-        <w:t>Check for leaks, unusual pump noise and discoloured water.</w:t>
+        <w:t>Check for leaks, unusual pump or motor noise, discoloured water and a falling flow.</w:t>
       </w:r>
     </w:p>
     <w:p>
@@ -1869,7 +1861,7 @@
         <w:pStyle w:val="ListBullet"/>
       </w:pPr>
       <w:r>
-        <w:t>Tighten loose bolts on the pump head and inspect the apron for cracks.</w:t>
+        <w:t>Record the hours of pumping and the meter reading, if fitted.</w:t>
       </w:r>
     </w:p>
     <w:p>
@@ -1877,7 +1869,7 @@
         <w:pStyle w:val="ListBullet"/>
       </w:pPr>
       <w:r>
-        <w:t>Record the approximate hours of use or strokes per day.</w:t>
+        <w:t>Check the control box, cables, starter and (for a solar pump) the array for damage, loose connections and shading.</w:t>
       </w:r>
     </w:p>
     <w:p>
@@ -1914,6 +1906,14 @@
       </w:r>
     </w:p>
     <w:p>
+      <w:pPr>
+        <w:pStyle w:val="ListBullet"/>
+      </w:pPr>
+      <w:r>
+        <w:t>Check the running current against the commissioning value.</w:t>
+      </w:r>
+    </w:p>
+    <w:p>
       <w:r>
         <w:rPr>
           <w:b/>
@@ -1927,7 +1927,7 @@
         <w:pStyle w:val="ListBullet"/>
       </w:pPr>
       <w:r>
-        <w:t>Service the pump according to the manufacturer schedule and replace fast wearing parts.</w:t>
+        <w:t>Service the pump and motor according to the manufacturer schedule; check the rising main and cable for corrosion and wear.</w:t>
       </w:r>
     </w:p>
     <w:p>
@@ -1943,7 +1943,7 @@
         <w:pStyle w:val="ListBullet"/>
       </w:pPr>
       <w:r>
-        <w:t>Review the tariff against the cost of spare parts.</w:t>
+        <w:t>Review the tariff against the cost of spare parts and power.</w:t>
       </w:r>
     </w:p>
     <w:p>
@@ -2227,7 +2227,7 @@
         <w:pStyle w:val="ListBullet"/>
       </w:pPr>
       <w:r>
-        <w:t>Specify uPVC or stainless steel (grade 304 or 316) for the rising main and pump components, and avoid galvanised iron and mild steel, which corrode rapidly in this water and are a leading cause of premature handpump failure. Inspect the rising main and pump rods for corrosion at each service.</w:t>
+        <w:t>Specify uPVC or stainless steel (grade 304 or 316) for the rising main and pump components, and avoid galvanised iron and mild steel, which corrode rapidly in this water and are a leading cause of premature pump failure. Inspect the rising main and the wetted metal parts of the pump for corrosion at each service.</w:t>
       </w:r>
     </w:p>
     <w:p>

--- a/examples/projects/dr_timbo/reports/Dr_Timbo_Handover_Report.docx
+++ b/examples/projects/dr_timbo/reports/Dr_Timbo_Handover_Report.docx
@@ -123,7 +123,7 @@
         <w:pStyle w:val="ListBullet"/>
       </w:pPr>
       <w:r>
-        <w:t>Yield established: The safe yield of 0.39 m3/h (0.28 to 1.2) is indicative, not established: the test pumped for 30 minutes, below the 240 needed to see late-time behaviour, so the yield is extrapolated 4.2 log cycles of time; the whole test lies inside the 117-minute casing-storage period, so its drawdown is the borehole emptying rather than the aquifer responding; no transmissivity method fitted to standard and the Cooper-Jacob value is adopted as the best available.</w:t>
+        <w:t>Yield established: The safe yield of 0.39 m3/h (0.22 to 0.71) is indicative, not established: the test pumped for 30 minutes, below the 240 needed to see late-time behaviour, so the yield is extrapolated 4.2 log cycles of time; the whole test lies inside the 117-minute casing-storage period, so its drawdown is the borehole emptying rather than the aquifer responding; no transmissivity method fitted to standard and the Cooper-Jacob value is adopted as the best available.</w:t>
       </w:r>
     </w:p>
     <w:p>
@@ -1267,7 +1267,7 @@
               <w:rPr>
                 <w:sz w:val="19"/>
               </w:rPr>
-              <w:t>0.39 m3/h (0.28 to 1.2) (indicative)</w:t>
+              <w:t>0.39 m3/h (0.22 to 0.71) (indicative)</w:t>
             </w:r>
           </w:p>
         </w:tc>

--- a/examples/projects/dr_timbo/reports/Dr_Timbo_Handover_Report.docx
+++ b/examples/projects/dr_timbo/reports/Dr_Timbo_Handover_Report.docx
@@ -698,7 +698,7 @@
         <w:pStyle w:val="ListBullet"/>
       </w:pPr>
       <w:r>
-        <w:t>Construction with 5 inch uPVC casing, 19 m of screen, gravel pack and sanitary seal to 20 m.</w:t>
+        <w:t>Construction designed with 5 inch uPVC casing, 19 m of screen, no gravel pack (the 19 mm annulus is too thin to place one) and sanitary seal to 20 m; the drilling log records no casing string as installed.</w:t>
       </w:r>
     </w:p>
     <w:p>

--- a/examples/projects/dr_timbo/reports/Dr_Timbo_Handover_Report.docx
+++ b/examples/projects/dr_timbo/reports/Dr_Timbo_Handover_Report.docx
@@ -221,14 +221,6 @@
         <w:pStyle w:val="ListBullet"/>
       </w:pPr>
       <w:r>
-        <w:t>Safe yield: 0.391 m3/h (indicative).</w:t>
-      </w:r>
-    </w:p>
-    <w:p>
-      <w:pPr>
-        <w:pStyle w:val="ListBullet"/>
-      </w:pPr>
-      <w:r>
         <w:t>Water safety: treatment required before drinking.</w:t>
       </w:r>
     </w:p>
@@ -238,6 +230,31 @@
       </w:pPr>
       <w:r>
         <w:t>Keep this report with the WASH committee records and maintain the sanitary protection zone around the wellhead.</w:t>
+      </w:r>
+    </w:p>
+    <w:p>
+      <w:r>
+        <w:rPr>
+          <w:b/>
+          <w:i w:val="0"/>
+        </w:rPr>
+        <w:t>Decision numbers:</w:t>
+      </w:r>
+    </w:p>
+    <w:p>
+      <w:pPr>
+        <w:pStyle w:val="ListBullet"/>
+      </w:pPr>
+      <w:r>
+        <w:t>Safe yield: 0.391 m3/h (P10 to P90 of the transmissivity, 0.354 to 0.443 m3/h); basis: a block bootstrap of the Cooper-Jacob residuals, with the yield projected at each end of the transmissivity band it gives and the 2 m dry-season reserve taken; the band is the least the spread can be; provisional.</w:t>
+      </w:r>
+    </w:p>
+    <w:p>
+      <w:pPr>
+        <w:pStyle w:val="ListBullet"/>
+      </w:pPr>
+      <w:r>
+        <w:t>Pump intake below the top of the casing: 54 m (over a 1 to 4 m dry-season decline, 51 to 52 m); basis: the yield recommendation's setting at the adopted transmissivity, 52 m, which the transmissivity band does not move, set instead in plain casing clear of the screens by the design; the band is the recommendation's; provisional.</w:t>
       </w:r>
     </w:p>
     <w:p>

--- a/examples/projects/dr_timbo/reports/Dr_Timbo_Handover_Report.docx
+++ b/examples/projects/dr_timbo/reports/Dr_Timbo_Handover_Report.docx
@@ -254,7 +254,7 @@
         <w:pStyle w:val="ListBullet"/>
       </w:pPr>
       <w:r>
-        <w:t>Pump intake below the top of the casing: 54 m (over a 1 to 4 m dry-season decline, 51 to 52 m); basis: the yield recommendation's setting at the adopted transmissivity, 52 m, which the transmissivity band does not move, set instead in plain casing clear of the screens by the design; the band is the recommendation's; provisional.</w:t>
+        <w:t>Pump intake below the top of the casing: 54 m (the recommendation's setting over a 1 to 4 m dry-season decline, 51 to 52 m); basis: the yield recommendation's setting at the adopted transmissivity, 52 m, which the transmissivity band does not move, set instead in plain casing clear of the screens by the design; provisional.</w:t>
       </w:r>
     </w:p>
     <w:p>

--- a/examples/projects/dr_timbo/reports/Dr_Timbo_Handover_Report.docx
+++ b/examples/projects/dr_timbo/reports/Dr_Timbo_Handover_Report.docx
@@ -123,7 +123,7 @@
         <w:pStyle w:val="ListBullet"/>
       </w:pPr>
       <w:r>
-        <w:t>Yield established: The safe yield of 0.39 m3/h (0.22 to 0.71) is indicative, not established: the test pumped for 30 minutes, below the 240 needed to see late-time behaviour, so the yield is extrapolated 4.2 log cycles of time; the whole test lies inside the 117-minute casing-storage period, so its drawdown is the borehole emptying rather than the aquifer responding; no transmissivity method fitted to standard and the Cooper-Jacob value is adopted as the best available.</w:t>
+        <w:t>Yield established: The safe yield of 0.39 m3/h (range over the assumptions, 0.22 to 0.71) is indicative, not established: the test pumped for 30 minutes, below the 240 needed to see late-time behaviour, so the yield is extrapolated 4.2 log cycles of time; the whole test lies inside the 117-minute casing-storage period, so its drawdown is the borehole emptying rather than the aquifer responding; no transmissivity method fitted to standard and the Cooper-Jacob value is adopted as the best available.</w:t>
       </w:r>
     </w:p>
     <w:p>
@@ -597,7 +597,7 @@
       <w:r>
         <w:drawing>
           <wp:inline xmlns:a="http://schemas.openxmlformats.org/drawingml/2006/main" xmlns:pic="http://schemas.openxmlformats.org/drawingml/2006/picture">
-            <wp:extent cx="5040000" cy="4741824"/>
+            <wp:extent cx="5040000" cy="4797007"/>
             <wp:docPr id="1" name="Picture 1"/>
             <wp:cNvGraphicFramePr>
               <a:graphicFrameLocks noChangeAspect="1"/>
@@ -618,7 +618,7 @@
                   <pic:spPr>
                     <a:xfrm>
                       <a:off x="0" y="0"/>
-                      <a:ext cx="5040000" cy="4741824"/>
+                      <a:ext cx="5040000" cy="4797007"/>
                     </a:xfrm>
                     <a:prstGeom prst="rect"/>
                   </pic:spPr>
@@ -649,7 +649,7 @@
       <w:r>
         <w:drawing>
           <wp:inline xmlns:a="http://schemas.openxmlformats.org/drawingml/2006/main" xmlns:pic="http://schemas.openxmlformats.org/drawingml/2006/picture">
-            <wp:extent cx="5040000" cy="4825084"/>
+            <wp:extent cx="5040000" cy="4861668"/>
             <wp:docPr id="2" name="Picture 2"/>
             <wp:cNvGraphicFramePr>
               <a:graphicFrameLocks noChangeAspect="1"/>
@@ -670,7 +670,7 @@
                   <pic:spPr>
                     <a:xfrm>
                       <a:off x="0" y="0"/>
-                      <a:ext cx="5040000" cy="4825084"/>
+                      <a:ext cx="5040000" cy="4861668"/>
                     </a:xfrm>
                     <a:prstGeom prst="rect"/>
                   </pic:spPr>
@@ -1284,7 +1284,7 @@
               <w:rPr>
                 <w:sz w:val="19"/>
               </w:rPr>
-              <w:t>0.39 m3/h (0.22 to 0.71) (indicative)</w:t>
+              <w:t>0.39 m3/h (range over the assumptions, 0.22 to 0.71) (indicative)</w:t>
             </w:r>
           </w:p>
         </w:tc>
@@ -1388,7 +1388,7 @@
       <w:r>
         <w:drawing>
           <wp:inline xmlns:a="http://schemas.openxmlformats.org/drawingml/2006/main" xmlns:pic="http://schemas.openxmlformats.org/drawingml/2006/picture">
-            <wp:extent cx="4680000" cy="7055942"/>
+            <wp:extent cx="4680000" cy="6872598"/>
             <wp:docPr id="3" name="Picture 3"/>
             <wp:cNvGraphicFramePr>
               <a:graphicFrameLocks noChangeAspect="1"/>
@@ -1409,7 +1409,7 @@
                   <pic:spPr>
                     <a:xfrm>
                       <a:off x="0" y="0"/>
-                      <a:ext cx="4680000" cy="7055942"/>
+                      <a:ext cx="4680000" cy="6872598"/>
                     </a:xfrm>
                     <a:prstGeom prst="rect"/>
                   </pic:spPr>

--- a/examples/projects/dr_timbo/reports/Dr_Timbo_Handover_Report.docx
+++ b/examples/projects/dr_timbo/reports/Dr_Timbo_Handover_Report.docx
@@ -597,7 +597,7 @@
       <w:r>
         <w:drawing>
           <wp:inline xmlns:a="http://schemas.openxmlformats.org/drawingml/2006/main" xmlns:pic="http://schemas.openxmlformats.org/drawingml/2006/picture">
-            <wp:extent cx="5040000" cy="4741824"/>
+            <wp:extent cx="5040000" cy="4797007"/>
             <wp:docPr id="1" name="Picture 1"/>
             <wp:cNvGraphicFramePr>
               <a:graphicFrameLocks noChangeAspect="1"/>
@@ -618,7 +618,7 @@
                   <pic:spPr>
                     <a:xfrm>
                       <a:off x="0" y="0"/>
-                      <a:ext cx="5040000" cy="4741824"/>
+                      <a:ext cx="5040000" cy="4797007"/>
                     </a:xfrm>
                     <a:prstGeom prst="rect"/>
                   </pic:spPr>
@@ -649,7 +649,7 @@
       <w:r>
         <w:drawing>
           <wp:inline xmlns:a="http://schemas.openxmlformats.org/drawingml/2006/main" xmlns:pic="http://schemas.openxmlformats.org/drawingml/2006/picture">
-            <wp:extent cx="5040000" cy="4825084"/>
+            <wp:extent cx="5040000" cy="4861668"/>
             <wp:docPr id="2" name="Picture 2"/>
             <wp:cNvGraphicFramePr>
               <a:graphicFrameLocks noChangeAspect="1"/>
@@ -670,7 +670,7 @@
                   <pic:spPr>
                     <a:xfrm>
                       <a:off x="0" y="0"/>
-                      <a:ext cx="5040000" cy="4825084"/>
+                      <a:ext cx="5040000" cy="4861668"/>
                     </a:xfrm>
                     <a:prstGeom prst="rect"/>
                   </pic:spPr>
@@ -1388,7 +1388,7 @@
       <w:r>
         <w:drawing>
           <wp:inline xmlns:a="http://schemas.openxmlformats.org/drawingml/2006/main" xmlns:pic="http://schemas.openxmlformats.org/drawingml/2006/picture">
-            <wp:extent cx="4680000" cy="7055942"/>
+            <wp:extent cx="4680000" cy="6872598"/>
             <wp:docPr id="3" name="Picture 3"/>
             <wp:cNvGraphicFramePr>
               <a:graphicFrameLocks noChangeAspect="1"/>
@@ -1409,7 +1409,7 @@
                   <pic:spPr>
                     <a:xfrm>
                       <a:off x="0" y="0"/>
-                      <a:ext cx="4680000" cy="7055942"/>
+                      <a:ext cx="4680000" cy="6872598"/>
                     </a:xfrm>
                     <a:prstGeom prst="rect"/>
                   </pic:spPr>
@@ -3125,9 +3125,11 @@
     </w:p>
     <w:sectPr>
       <w:footerReference w:type="default" r:id="rId9"/>
+      <w:footerReference w:type="first" r:id="rId13"/>
       <w:pgSz w:w="11906" w:h="16838"/>
       <w:pgMar w:top="1417" w:right="1417" w:bottom="1417" w:left="1417" w:header="720" w:footer="720" w:gutter="0"/>
       <w:cols w:space="720"/>
+      <w:titlePg/>
       <w:docGrid w:linePitch="360"/>
     </w:sectPr>
   </w:body>
@@ -3145,9 +3147,84 @@
       <w:rPr>
         <w:sz w:val="18"/>
       </w:rPr>
+      <w:t xml:space="preserve">Document DGM3-CATR-4 - page </w:t>
+    </w:r>
+    <w:r>
+      <w:rPr>
+        <w:sz w:val="18"/>
+      </w:rPr>
       <w:fldChar w:fldCharType="begin"/>
       <w:instrText xml:space="preserve"> PAGE </w:instrText>
       <w:fldChar w:fldCharType="end"/>
+    </w:r>
+  </w:p>
+</w:ftr>
+</file>
+
+<file path=word/footer2.xml><?xml version="1.0" encoding="utf-8"?>
+<w:ftr xmlns:m="http://schemas.openxmlformats.org/officeDocument/2006/math" xmlns:mc="http://schemas.openxmlformats.org/markup-compatibility/2006" xmlns:mo="http://schemas.microsoft.com/office/mac/office/2008/main" xmlns:mv="urn:schemas-microsoft-com:mac:vml" xmlns:o="urn:schemas-microsoft-com:office:office" xmlns:r="http://schemas.openxmlformats.org/officeDocument/2006/relationships" xmlns:v="urn:schemas-microsoft-com:vml" xmlns:w10="urn:schemas-microsoft-com:office:word" xmlns:w14="http://schemas.microsoft.com/office/word/2010/wordml" xmlns:w="http://schemas.openxmlformats.org/wordprocessingml/2006/main" xmlns:wne="http://schemas.microsoft.com/office/word/2006/wordml" xmlns:wp14="http://schemas.microsoft.com/office/word/2010/wordprocessingDrawing" xmlns:wp="http://schemas.openxmlformats.org/drawingml/2006/wordprocessingDrawing" xmlns:wpc="http://schemas.microsoft.com/office/word/2010/wordprocessingCanvas" xmlns:wpg="http://schemas.microsoft.com/office/word/2010/wordprocessingGroup" xmlns:wpi="http://schemas.microsoft.com/office/word/2010/wordprocessingInk" xmlns:wps="http://schemas.microsoft.com/office/word/2010/wordprocessingShape" mc:Ignorable="w14 wp14">
+  <w:p>
+    <w:pPr>
+      <w:pStyle w:val="Footer"/>
+      <w:jc w:val="center"/>
+    </w:pPr>
+    <w:r>
+      <w:drawing>
+        <wp:inline xmlns:a="http://schemas.openxmlformats.org/drawingml/2006/main" xmlns:pic="http://schemas.openxmlformats.org/drawingml/2006/picture">
+          <wp:extent cx="936000" cy="936000"/>
+          <wp:docPr id="1" name="Picture 1"/>
+          <wp:cNvGraphicFramePr>
+            <a:graphicFrameLocks noChangeAspect="1"/>
+          </wp:cNvGraphicFramePr>
+          <a:graphic>
+            <a:graphicData uri="http://schemas.openxmlformats.org/drawingml/2006/picture">
+              <pic:pic>
+                <pic:nvPicPr>
+                  <pic:cNvPr id="0" name="image.png"/>
+                  <pic:cNvPicPr/>
+                </pic:nvPicPr>
+                <pic:blipFill>
+                  <a:blip r:embed="rId1"/>
+                  <a:stretch>
+                    <a:fillRect/>
+                  </a:stretch>
+                </pic:blipFill>
+                <pic:spPr>
+                  <a:xfrm>
+                    <a:off x="0" y="0"/>
+                    <a:ext cx="936000" cy="936000"/>
+                  </a:xfrm>
+                  <a:prstGeom prst="rect"/>
+                </pic:spPr>
+              </pic:pic>
+            </a:graphicData>
+          </a:graphic>
+        </wp:inline>
+      </w:drawing>
+    </w:r>
+  </w:p>
+  <w:p>
+    <w:pPr>
+      <w:jc w:val="center"/>
+    </w:pPr>
+    <w:r>
+      <w:rPr>
+        <w:b/>
+        <w:sz w:val="18"/>
+      </w:rPr>
+      <w:t>Document code DGM3-CATR-4</w:t>
+    </w:r>
+  </w:p>
+  <w:p>
+    <w:pPr>
+      <w:jc w:val="center"/>
+    </w:pPr>
+    <w:r>
+      <w:rPr>
+        <w:i/>
+        <w:sz w:val="15"/>
+      </w:rPr>
+      <w:t>This code names the document as it was issued. The Verify a document page of the Groundwater Toolkit, or the command groundwater verify, checks a copy against it and needs no network.</w:t>
     </w:r>
   </w:p>
 </w:ftr>
@@ -27333,6 +27410,52 @@
 </a:theme>
 </file>
 
+<file path=customXml/groundwater-manifest.xml><?xml version="1.0" encoding="utf-8"?>
+<manifest xmlns="urn:groundwater-toolkit:manifest" format="1">
+  <document kind="handover" title="Handover Report - Dr. Timbo's Residence" issued="" code="DGM3-CATR-4"/>
+  <engine name="groundwater-python" version="0.3.0"/>
+  <calibration name="the toolkit's provisional default from PLAN.md step 3.3, adopted by no named person and not calibrated against drilled outcomes" sha256="8e8a1a20b2e9126cc9f7e17533a42ae08cde10e2bc22cdbcc08ffd2de3ba53a6"/>
+  <readiness state="not_ready">
+    <item state="unmet" title="Field data" by="" reason=""/>
+    <item state="unmet" title="Site position" by="" reason=""/>
+    <item state="unmet" title="Yield established" by="" reason=""/>
+  </readiness>
+  <evidence>
+    <file what="drilling log" name="dr_timbo_drilling_log.xlsx" sha256="a6a3c10de2744ca032029dcb288eee50d0eeb3a09c6d4ef01bbfdaca79feb5d5"/>
+    <file what="pumping test sheet" name="dr_timbo_constant_test.xlsx" sha256="eb916e3577e3be28df6c43af1fce6430afc32fb6c3ddf70ea092804730b494ca"/>
+    <file what="water quality sheet" name="dr_timbo_water_quality.xlsx" sha256="e9dea5766770726f8922752999af9bd8a740ee2eaaccce83032991a05ecb7447"/>
+  </evidence>
+  <parts>
+    <part name="[Content_Types].xml" sha256="b5e12bdc7aa6c0e913ca35305a16c0a2c2d23cdf1b5c0a2b6e64ce579817701f"/>
+    <part name="_rels/.rels" sha256="a9ae57efe9186f07d48303bcac5d54c7e359bf3f503939c03ad2954e5c59a5c4"/>
+    <part name="customXml/_rels/item1.xml.rels" sha256="1ca6c9a64edcebe24ee703a54403611b322d96da33371779e742d2d3f7ed7a6c"/>
+    <part name="customXml/item1.xml" sha256="a86086ffc5d8e83ebd6c71a55d1d2efaa31b137977f5f3a752366e1023612144"/>
+    <part name="customXml/itemProps1.xml" sha256="c542307b13ec29a8b546217bb37936ab4822e044b265d2952985ec3d6afed24e"/>
+    <part name="docProps/app.xml" sha256="be664981c3141cddfc59362beb287ebf20d0773660e2dd6faac5968a5930a081"/>
+    <part name="docProps/core.xml" sha256="89548ec855b93afc73bea057b1dd2eb4692cb75ec8bc5cb45ce6abf05e502000"/>
+    <part name="docProps/thumbnail.jpeg" sha256="96367138dc44ce09bf2c8f0f8e49348a1478d2c5c0af69bbc2bbc38b63cdcead"/>
+    <part name="word/_rels/document.xml.rels" sha256="941002071969c64a70a121617adbef8f7d82e65361075e6cf0297c1b77447925"/>
+    <part name="word/_rels/footer2.xml.rels" sha256="03a206d9bd9067810943f8d1a7489168eb3cb395477d022798c8940e207ce8d3"/>
+    <part name="word/document.xml" sha256="124fa11beba1861a38d809867f1b7460b3525b09683850df6df45286e9344a90"/>
+    <part name="word/fontTable.xml" sha256="79385fb7f60247507ecaffc292e9ebd52ea0657b8634f629ba6fccc54011d6bb"/>
+    <part name="word/media/image1.png" sha256="1b4694114a93153abe02edec1e2ce5be91821626d39484e719ed7d469493f6bd"/>
+    <part name="word/media/image2.png" sha256="5dfe6ff7ec95ef865550621136f5da7cc6ddef17f9d6560c1a5cbf17f4f02caa"/>
+    <part name="word/media/image3.png" sha256="79f504b0e0dcea61c65727e9a771ec877ab14997ef49d3ae9d02c76c34930eb0"/>
+    <part name="word/numbering.xml" sha256="70976f19cbcd896e51890859fe6ecb3467a5a7ad0c040160fedc5a1993cb09ce"/>
+    <part name="word/settings.xml" sha256="33664ed5a3e12a24b9936e7efe376f26e9243c02de33a1f343de92f62f9b969c"/>
+    <part name="word/styles.xml" sha256="0c50f7c7a0a1a50339b87cda05e9d391ee9b64792efa029726495ba4ef4e8123"/>
+    <part name="word/stylesWithEffects.xml" sha256="463ae0928cf0d84775dbf8cf18d6c3029f6707c81bf590f6d6dd8757a5e93f15"/>
+    <part name="word/theme/theme1.xml" sha256="e3a8ab7db9ca7afca56f5f2820a56e8b660016c647773555b060b0a02ac76941"/>
+    <part name="word/webSettings.xml" sha256="349d36de7434d09f86987ff671d8814964a0588c1e630c06e562cda7e75e9f95"/>
+  </parts>
+  <carriers>
+    <part name="word/footer1.xml" sha256="1fd92233dbe5b96097080b46e5386afaf72db43dc5d5d183d6dd65cd11869322"/>
+    <part name="word/footer2.xml" sha256="ad5a7a7eb7fa55bcf406a3bf590dcb38186619af866fc72d4d63b856ed183204"/>
+    <part name="word/media/image4.png" sha256="51735339a04d057e70e485991678caa196c0f8837b04335d830029de70d06beb"/>
+  </carriers>
+</manifest>
+</file>
+
 <file path=customXml/item1.xml><?xml version="1.0" encoding="utf-8"?>
 <b:Sources xmlns:b="http://schemas.openxmlformats.org/officeDocument/2006/bibliography" xmlns="http://schemas.openxmlformats.org/officeDocument/2006/bibliography" SelectedStyle="/APA.XSL" StyleName="APA"/>
 </file>
